--- a/word_reports/LP_0119_위치_382_Danielle Licari_In Pop Cl.docx
+++ b/word_reports/LP_0119_위치_382_Danielle Licari_In Pop Cl.docx
@@ -4,7 +4,7 @@
   <w:body>
     <w:p>
       <w:pPr>
-        <w:spacing w:after="280"/>
+        <w:spacing w:after="80"/>
       </w:pPr>
       <w:r>
         <w:rPr w:rFonts="맑은 고딕">
@@ -13,94 +13,47 @@
           <w:color w:val="1E3A8A"/>
           <w:sz w:val="30"/>
         </w:rPr>
-        <w:t>[382] Danielle Licari - In Pop Classical</w:t>
+        <w:t>Danielle Licari (다니엘 리카리) - In Pop Classical</w:t>
       </w:r>
     </w:p>
     <w:p>
       <w:pPr>
-        <w:spacing w:after="320"/>
+        <w:spacing w:after="240"/>
       </w:pPr>
       <w:r>
         <w:rPr w:rFonts="맑은 고딕">
           <w:rFonts w:ascii="맑은 고딕" w:hAnsi="맑은 고딕" w:eastAsia="맑은 고딕"/>
           <w:b/>
-          <w:sz w:val="20"/>
+          <w:color w:val="4B5563"/>
+          <w:sz w:val="22"/>
         </w:rPr>
-        <w:t>■ 위치 : 382</w:t>
-        <w:br/>
-      </w:r>
-      <w:r>
-        <w:rPr w:rFonts="맑은 고딕">
-          <w:rFonts w:ascii="맑은 고딕" w:hAnsi="맑은 고딕" w:eastAsia="맑은 고딕"/>
-          <w:b/>
-          <w:sz w:val="20"/>
-        </w:rPr>
-        <w:t>■ 아티스트 : Danielle Licari</w:t>
-        <w:br/>
-      </w:r>
-      <w:r>
-        <w:rPr w:rFonts="맑은 고딕">
-          <w:rFonts w:ascii="맑은 고딕" w:hAnsi="맑은 고딕" w:eastAsia="맑은 고딕"/>
-          <w:b/>
-          <w:sz w:val="20"/>
-        </w:rPr>
-        <w:t>■ 앨범명 : In Pop Classical</w:t>
-        <w:br/>
-      </w:r>
-      <w:r>
-        <w:rPr w:rFonts="맑은 고딕">
-          <w:rFonts w:ascii="맑은 고딕" w:hAnsi="맑은 고딕" w:eastAsia="맑은 고딕"/>
-          <w:b w:val="0"/>
-          <w:sz w:val="20"/>
-        </w:rPr>
-        <w:t>■ 음반 레이블 : Barclay</w:t>
-        <w:br/>
-      </w:r>
-      <w:r>
-        <w:rPr w:rFonts="맑은 고딕">
-          <w:rFonts w:ascii="맑은 고딕" w:hAnsi="맑은 고딕" w:eastAsia="맑은 고딕"/>
-          <w:b w:val="0"/>
-          <w:sz w:val="20"/>
-        </w:rPr>
-        <w:t>■ 발매년도 : 1973</w:t>
-        <w:br/>
-      </w:r>
-      <w:r>
-        <w:rPr w:rFonts="맑은 고딕">
-          <w:rFonts w:ascii="맑은 고딕" w:hAnsi="맑은 고딕" w:eastAsia="맑은 고딕"/>
-          <w:b w:val="0"/>
-          <w:sz w:val="20"/>
-        </w:rPr>
-        <w:t>■ 장르 : 프렌치 팝 크로스오버 / 이지 리스닝 / 보컬리즈(Vocalise)</w:t>
-        <w:br/>
-      </w:r>
-      <w:r>
-        <w:rPr w:rFonts="맑은 고딕">
-          <w:rFonts w:ascii="맑은 고딕" w:hAnsi="맑은 고딕" w:eastAsia="맑은 고딕"/>
-          <w:b w:val="0"/>
-          <w:sz w:val="20"/>
-        </w:rPr>
-        <w:t>■ 주요 수록곡 : 1. Concerto Pour Une Voix (목소리를 위한 콘체르토)</w:t>
-        <w:br/>
+        <w:t>위치 :  382</w:t>
       </w:r>
     </w:p>
     <w:p>
       <w:pPr>
-        <w:spacing w:after="160"/>
+        <w:spacing w:line="324" w:lineRule="auto" w:before="80" w:after="160"/>
       </w:pPr>
       <w:r>
         <w:rPr w:rFonts="맑은 고딕">
           <w:rFonts w:ascii="맑은 고딕" w:hAnsi="맑은 고딕" w:eastAsia="맑은 고딕"/>
           <w:b/>
           <w:color w:val="1F2937"/>
-          <w:sz w:val="24"/>
+          <w:sz w:val="22"/>
         </w:rPr>
-        <w:t>■ 음반 해설 및 감상 가이드</w:t>
+        <w:t xml:space="preserve">[음반 소개] </w:t>
+      </w:r>
+      <w:r>
+        <w:rPr w:rFonts="맑은 고딕">
+          <w:rFonts w:ascii="맑은 고딕" w:hAnsi="맑은 고딕" w:eastAsia="맑은 고딕"/>
+          <w:b w:val="0"/>
+          <w:sz w:val="21"/>
+        </w:rPr>
       </w:r>
     </w:p>
     <w:p>
       <w:pPr>
-        <w:spacing w:line="312" w:lineRule="auto" w:after="120"/>
+        <w:spacing w:line="324" w:lineRule="auto" w:after="120"/>
       </w:pPr>
       <w:r>
         <w:rPr w:rFonts="맑은 고딕">
@@ -108,51 +61,516 @@
           <w:b w:val="0"/>
           <w:sz w:val="21"/>
         </w:rPr>
-        <w:t>프랑스가 낳은 전설적인 스캣 소프라노 다니엘 리카리(Danielle Licari)는 언어의 장벽을 넘어 오직 ‘인간의 목소리’라는 가장 완벽한 악기 하나만으로 전 세계 음악팬들의 심금을 울린 거장입니다. 영화 《쉘부르의 우산》의 보컬 더빙과 생프뢰(Saint-Preux)의 명곡 "Concerto pour une voix"로 스캣 보컬리즘의 신기원을 연 그녀가 선보인 앨범 《In Pop Classical》은 클래식의 고전적 품격과 현대 팝 아레인지먼트의 감각적인 유연함이 가장 완벽하게 조화를 이룬 크로스오버의 정수입니다.</w:t>
+        <w:t>가사 없는 목소리 하나로 천상의 화원을 유영하는 프렌치 스캣의 전설, 다니엘 리카리가 클래식 음악의 유려한 선율을 팝의 감수성으로 빚어낸 불후의 크로스오버 명반입니다. 그녀의 맑고 청아한 콜로라투라 소프라노는 바흐와 알비노니 등 대가들의 유산 위에 부드러운 현대적 리듬을 덧입히며 클래식의 엄숙함을 한 줄기 아련한 서정으로 승화시킵니다. 숨결과 침묵 사이를 매혹적으로 가르는 보컬리즈는 시대를 초월해 듣는 이의 메마른 영혼에 은빛 이슬처럼 스며듭니다. 음악이 언어의 한계를 벗어나 온전히 순수한 감정의 울림으로 닿을 수 있음을 증명하는 독보적인 음향 예술의 결정체입니다.</w:t>
       </w:r>
     </w:p>
     <w:p>
       <w:pPr>
-        <w:spacing w:line="312" w:lineRule="auto" w:after="120"/>
+        <w:spacing w:line="324" w:lineRule="auto" w:before="200" w:after="80"/>
       </w:pPr>
+      <w:r>
+        <w:rPr w:rFonts="맑은 고딕">
+          <w:rFonts w:ascii="맑은 고딕" w:hAnsi="맑은 고딕" w:eastAsia="맑은 고딕"/>
+          <w:b/>
+          <w:color w:val="1E3A8A"/>
+          <w:sz w:val="24"/>
+        </w:rPr>
+        <w:t>1. 음반 데이터</w:t>
+      </w:r>
+    </w:p>
+    <w:p>
+      <w:pPr>
+        <w:spacing w:line="324" w:lineRule="auto" w:after="80"/>
+      </w:pPr>
+      <w:r>
+        <w:rPr w:rFonts="맑은 고딕">
+          <w:rFonts w:ascii="맑은 고딕" w:hAnsi="맑은 고딕" w:eastAsia="맑은 고딕"/>
+          <w:b w:val="0"/>
+          <w:color w:val="6B7280"/>
+          <w:sz w:val="21"/>
+        </w:rPr>
+        <w:t xml:space="preserve">· </w:t>
+      </w:r>
+      <w:r>
+        <w:rPr w:rFonts="맑은 고딕">
+          <w:rFonts w:ascii="맑은 고딕" w:hAnsi="맑은 고딕" w:eastAsia="맑은 고딕"/>
+          <w:b/>
+          <w:color w:val="1F2937"/>
+          <w:sz w:val="21"/>
+        </w:rPr>
+        <w:t xml:space="preserve">앨범명: </w:t>
+      </w:r>
       <w:r>
         <w:rPr w:rFonts="맑은 고딕">
           <w:rFonts w:ascii="맑은 고딕" w:hAnsi="맑은 고딕" w:eastAsia="맑은 고딕"/>
           <w:b w:val="0"/>
           <w:sz w:val="21"/>
         </w:rPr>
-        <w:t>본 음반에서 다니엘 리카리는 가사가 없는 보컬리즈(Vocalise) 기법과 정교한 스캣 창법을 통해 바흐, 모차르트, 알비노니 등 거장들의 불멸의 멜로디를 세련된 팝 이지 리스닝 스타일로 재해석합니다. 그녀의 음성은 단지 멜로디를 음미하는 수준에 그치지 않고, 서정적인 현악 오케스트레이션 및 경쾌한 리듬 섹션과 완벽한 화음을 이루며 오케스트라 내부에서 마치 플루트나 바이올린 솔로 악기처럼 신비롭게 반짝입니다. 맑고 투명하면서도 깊은 울림을 지닌 그녀의 미성은 듣는 이에게 천상에서 내려온 듯한 아늑함과 해방감을 선사합니다.</w:t>
+        <w:t>In Pop Classical</w:t>
       </w:r>
     </w:p>
     <w:p>
       <w:pPr>
-        <w:spacing w:line="312" w:lineRule="auto" w:after="120"/>
+        <w:spacing w:line="324" w:lineRule="auto" w:after="80"/>
       </w:pPr>
+      <w:r>
+        <w:rPr w:rFonts="맑은 고딕">
+          <w:rFonts w:ascii="맑은 고딕" w:hAnsi="맑은 고딕" w:eastAsia="맑은 고딕"/>
+          <w:b w:val="0"/>
+          <w:color w:val="6B7280"/>
+          <w:sz w:val="21"/>
+        </w:rPr>
+        <w:t xml:space="preserve">· </w:t>
+      </w:r>
+      <w:r>
+        <w:rPr w:rFonts="맑은 고딕">
+          <w:rFonts w:ascii="맑은 고딕" w:hAnsi="맑은 고딕" w:eastAsia="맑은 고딕"/>
+          <w:b/>
+          <w:color w:val="1F2937"/>
+          <w:sz w:val="21"/>
+        </w:rPr>
+        <w:t xml:space="preserve">아티스트: </w:t>
+      </w:r>
       <w:r>
         <w:rPr w:rFonts="맑은 고딕">
           <w:rFonts w:ascii="맑은 고딕" w:hAnsi="맑은 고딕" w:eastAsia="맑은 고딕"/>
           <w:b w:val="0"/>
           <w:sz w:val="21"/>
         </w:rPr>
-        <w:t>음반의 상징과도 같은 "Concerto Pour Une Voix"는 그녀의 한계 없는 음역대와 애절한 감수성이 정점에 달한 트랙으로, 들을 때마다 깊은 감동을 불러일으킵니다. 또한 바흐의 "Badinerie"나 모차르트의 "Symphonie N° 40"에서는 경쾌하고 경쾌한 스캣 터치로 클래식의 엄숙한 틀을 깨고 시대를 초월한 팝적 감각을 보여주며, "Adagio d'Albinoni"에서는 정숙하고 고요한 묵상과도 같은 아름다운 여운을 남깁니다.</w:t>
+        <w:t>Danielle Licari (다니엘 리카리)</w:t>
       </w:r>
     </w:p>
     <w:p>
       <w:pPr>
-        <w:spacing w:line="312" w:lineRule="auto" w:after="120"/>
+        <w:spacing w:line="324" w:lineRule="auto" w:after="80"/>
       </w:pPr>
+      <w:r>
+        <w:rPr w:rFonts="맑은 고딕">
+          <w:rFonts w:ascii="맑은 고딕" w:hAnsi="맑은 고딕" w:eastAsia="맑은 고딕"/>
+          <w:b w:val="0"/>
+          <w:color w:val="6B7280"/>
+          <w:sz w:val="21"/>
+        </w:rPr>
+        <w:t xml:space="preserve">· </w:t>
+      </w:r>
+      <w:r>
+        <w:rPr w:rFonts="맑은 고딕">
+          <w:rFonts w:ascii="맑은 고딕" w:hAnsi="맑은 고딕" w:eastAsia="맑은 고딕"/>
+          <w:b/>
+          <w:color w:val="1F2937"/>
+          <w:sz w:val="21"/>
+        </w:rPr>
+        <w:t xml:space="preserve">발매 정보: </w:t>
+      </w:r>
       <w:r>
         <w:rPr w:rFonts="맑은 고딕">
           <w:rFonts w:ascii="맑은 고딕" w:hAnsi="맑은 고딕" w:eastAsia="맑은 고딕"/>
           <w:b w:val="0"/>
           <w:sz w:val="21"/>
         </w:rPr>
-        <w:t>LP의 따뜻한 아날로그 질감 속에서 더욱 진가를 발휘하는 《In Pop Classical》은 1970년대 프렌치 팝-클래식 퓨전 사운드의 가장 수려한 유산 중 하나입니다. 풍부한 오케스트라 레이어 위에 섬세하게 얹어진 다니엘 리카리의 천상적인 목소리는 세월이 흘러도 변치 않는 품격 있는 안식과 우아한 음악적 유희를 선사합니다.</w:t>
+        <w:t>1970년대 클래식 명곡들을 현대적인 팝 오케스트레이션과 리카리 특유의 보컬리즈 창법으로 재해석하여 프랑스 바클레이(Barclay) 레이블 등을 통해 선보인 음반으로, 클래식의 대중화와 정통 크로스오버의 태동을 알린 역사적 성격을 지닙니다.</w:t>
+      </w:r>
+    </w:p>
+    <w:p>
+      <w:pPr>
+        <w:spacing w:line="324" w:lineRule="auto" w:after="80"/>
+      </w:pPr>
+      <w:r>
+        <w:rPr w:rFonts="맑은 고딕">
+          <w:rFonts w:ascii="맑은 고딕" w:hAnsi="맑은 고딕" w:eastAsia="맑은 고딕"/>
+          <w:b w:val="0"/>
+          <w:color w:val="6B7280"/>
+          <w:sz w:val="21"/>
+        </w:rPr>
+        <w:t xml:space="preserve">· </w:t>
+      </w:r>
+      <w:r>
+        <w:rPr w:rFonts="맑은 고딕">
+          <w:rFonts w:ascii="맑은 고딕" w:hAnsi="맑은 고딕" w:eastAsia="맑은 고딕"/>
+          <w:b/>
+          <w:color w:val="1F2937"/>
+          <w:sz w:val="21"/>
+        </w:rPr>
+        <w:t xml:space="preserve">LP 인기도(판매량): </w:t>
+      </w:r>
+      <w:r>
+        <w:rPr w:rFonts="맑은 고딕">
+          <w:rFonts w:ascii="맑은 고딕" w:hAnsi="맑은 고딕" w:eastAsia="맑은 고딕"/>
+          <w:b w:val="0"/>
+          <w:sz w:val="21"/>
+        </w:rPr>
+        <w:t>발매 직후 유럽 전역은 물론, 특히 일본과 대한민국을 비롯한 아시아 시장에서 폭발적인 반응을 이끌어내며 골드 디스크 기록 및 이지리스닝 차트 정상을 차지하였고, 국내 FM 라디오 방송의 시그널 뮤직으로 애청되며 스테디셀러의 반열에 올랐습니다.</w:t>
+      </w:r>
+    </w:p>
+    <w:p>
+      <w:pPr>
+        <w:spacing w:line="324" w:lineRule="auto" w:after="80"/>
+      </w:pPr>
+      <w:r>
+        <w:rPr w:rFonts="맑은 고딕">
+          <w:rFonts w:ascii="맑은 고딕" w:hAnsi="맑은 고딕" w:eastAsia="맑은 고딕"/>
+          <w:b w:val="0"/>
+          <w:color w:val="6B7280"/>
+          <w:sz w:val="21"/>
+        </w:rPr>
+        <w:t xml:space="preserve">· </w:t>
+      </w:r>
+      <w:r>
+        <w:rPr w:rFonts="맑은 고딕">
+          <w:rFonts w:ascii="맑은 고딕" w:hAnsi="맑은 고딕" w:eastAsia="맑은 고딕"/>
+          <w:b/>
+          <w:color w:val="1F2937"/>
+          <w:sz w:val="21"/>
+        </w:rPr>
+        <w:t xml:space="preserve">각종 수상경력: </w:t>
+      </w:r>
+      <w:r>
+        <w:rPr w:rFonts="맑은 고딕">
+          <w:rFonts w:ascii="맑은 고딕" w:hAnsi="맑은 고딕" w:eastAsia="맑은 고딕"/>
+          <w:b w:val="0"/>
+          <w:sz w:val="21"/>
+        </w:rPr>
+        <w:t>프랑스 음반 아카데미를 비롯한 유럽 유수의 오디오·음악 비평계로부터 독창적인 보컬 테크닉과 레코딩의 예술성을 인정받았으며, 팝과 클래식의 가장 완벽한 융합을 이뤄낸 모범적 앨범으로 공인받았습니다.</w:t>
+      </w:r>
+    </w:p>
+    <w:p>
+      <w:pPr>
+        <w:spacing w:line="324" w:lineRule="auto" w:before="200" w:after="80"/>
+      </w:pPr>
+      <w:r>
+        <w:rPr w:rFonts="맑은 고딕">
+          <w:rFonts w:ascii="맑은 고딕" w:hAnsi="맑은 고딕" w:eastAsia="맑은 고딕"/>
+          <w:b/>
+          <w:color w:val="1E3A8A"/>
+          <w:sz w:val="24"/>
+        </w:rPr>
+        <w:t>2. 아티스트 정보</w:t>
+      </w:r>
+    </w:p>
+    <w:p>
+      <w:pPr>
+        <w:spacing w:line="324" w:lineRule="auto" w:after="80"/>
+      </w:pPr>
+      <w:r>
+        <w:rPr w:rFonts="맑은 고딕">
+          <w:rFonts w:ascii="맑은 고딕" w:hAnsi="맑은 고딕" w:eastAsia="맑은 고딕"/>
+          <w:b w:val="0"/>
+          <w:color w:val="6B7280"/>
+          <w:sz w:val="21"/>
+        </w:rPr>
+        <w:t xml:space="preserve">· </w:t>
+      </w:r>
+      <w:r>
+        <w:rPr w:rFonts="맑은 고딕">
+          <w:rFonts w:ascii="맑은 고딕" w:hAnsi="맑은 고딕" w:eastAsia="맑은 고딕"/>
+          <w:b/>
+          <w:color w:val="1F2937"/>
+          <w:sz w:val="21"/>
+        </w:rPr>
+        <w:t xml:space="preserve">국적: </w:t>
+      </w:r>
+      <w:r>
+        <w:rPr w:rFonts="맑은 고딕">
+          <w:rFonts w:ascii="맑은 고딕" w:hAnsi="맑은 고딕" w:eastAsia="맑은 고딕"/>
+          <w:b w:val="0"/>
+          <w:sz w:val="21"/>
+        </w:rPr>
+        <w:t>프랑스 (France)</w:t>
+      </w:r>
+    </w:p>
+    <w:p>
+      <w:pPr>
+        <w:spacing w:line="324" w:lineRule="auto" w:after="80"/>
+      </w:pPr>
+      <w:r>
+        <w:rPr w:rFonts="맑은 고딕">
+          <w:rFonts w:ascii="맑은 고딕" w:hAnsi="맑은 고딕" w:eastAsia="맑은 고딕"/>
+          <w:b w:val="0"/>
+          <w:color w:val="6B7280"/>
+          <w:sz w:val="21"/>
+        </w:rPr>
+        <w:t xml:space="preserve">· </w:t>
+      </w:r>
+      <w:r>
+        <w:rPr w:rFonts="맑은 고딕">
+          <w:rFonts w:ascii="맑은 고딕" w:hAnsi="맑은 고딕" w:eastAsia="맑은 고딕"/>
+          <w:b/>
+          <w:color w:val="1F2937"/>
+          <w:sz w:val="21"/>
+        </w:rPr>
+        <w:t xml:space="preserve">생몰년도: </w:t>
+      </w:r>
+      <w:r>
+        <w:rPr w:rFonts="맑은 고딕">
+          <w:rFonts w:ascii="맑은 고딕" w:hAnsi="맑은 고딕" w:eastAsia="맑은 고딕"/>
+          <w:b w:val="0"/>
+          <w:sz w:val="21"/>
+        </w:rPr>
+        <w:t>1942년 11월 11일 ~ 현재</w:t>
+      </w:r>
+    </w:p>
+    <w:p>
+      <w:pPr>
+        <w:spacing w:line="324" w:lineRule="auto" w:after="80"/>
+      </w:pPr>
+      <w:r>
+        <w:rPr w:rFonts="맑은 고딕">
+          <w:rFonts w:ascii="맑은 고딕" w:hAnsi="맑은 고딕" w:eastAsia="맑은 고딕"/>
+          <w:b w:val="0"/>
+          <w:color w:val="6B7280"/>
+          <w:sz w:val="21"/>
+        </w:rPr>
+        <w:t xml:space="preserve">· </w:t>
+      </w:r>
+      <w:r>
+        <w:rPr w:rFonts="맑은 고딕">
+          <w:rFonts w:ascii="맑은 고딕" w:hAnsi="맑은 고딕" w:eastAsia="맑은 고딕"/>
+          <w:b/>
+          <w:color w:val="1F2937"/>
+          <w:sz w:val="21"/>
+        </w:rPr>
+        <w:t xml:space="preserve">그룹 소속: </w:t>
+      </w:r>
+      <w:r>
+        <w:rPr w:rFonts="맑은 고딕">
+          <w:rFonts w:ascii="맑은 고딕" w:hAnsi="맑은 고딕" w:eastAsia="맑은 고딕"/>
+          <w:b w:val="0"/>
+          <w:sz w:val="21"/>
+        </w:rPr>
+        <w:t>솔로</w:t>
+      </w:r>
+    </w:p>
+    <w:p>
+      <w:pPr>
+        <w:spacing w:line="324" w:lineRule="auto" w:after="80"/>
+      </w:pPr>
+      <w:r>
+        <w:rPr w:rFonts="맑은 고딕">
+          <w:rFonts w:ascii="맑은 고딕" w:hAnsi="맑은 고딕" w:eastAsia="맑은 고딕"/>
+          <w:b w:val="0"/>
+          <w:color w:val="6B7280"/>
+          <w:sz w:val="21"/>
+        </w:rPr>
+        <w:t xml:space="preserve">· </w:t>
+      </w:r>
+      <w:r>
+        <w:rPr w:rFonts="맑은 고딕">
+          <w:rFonts w:ascii="맑은 고딕" w:hAnsi="맑은 고딕" w:eastAsia="맑은 고딕"/>
+          <w:b/>
+          <w:color w:val="1F2937"/>
+          <w:sz w:val="21"/>
+        </w:rPr>
+        <w:t xml:space="preserve">아티스트 소개: </w:t>
+      </w:r>
+      <w:r>
+        <w:rPr w:rFonts="맑은 고딕">
+          <w:rFonts w:ascii="맑은 고딕" w:hAnsi="맑은 고딕" w:eastAsia="맑은 고딕"/>
+          <w:b w:val="0"/>
+          <w:sz w:val="21"/>
+        </w:rPr>
+        <w:t>영화 '쉘부르의 우산'에서 카트린 드뇌브의 노래를 대역하며 세계적인 각광을 받은 다니엘 리카리는 생 프뢰의 '목소리를 위한 협주곡'을 통해 독보적인 '스캣의 여왕'으로 자리매김했습니다. 완벽한 클래식 성악 발성을 바탕으로 대중음악의 서정성을 결합하여 '보컬리즈'를 하나의 독립된 예술 장르로 완성한 프랑스 음악사의 독보적인 디바입니다.</w:t>
+      </w:r>
+    </w:p>
+    <w:p>
+      <w:pPr>
+        <w:spacing w:line="324" w:lineRule="auto" w:before="200" w:after="80"/>
+      </w:pPr>
+      <w:r>
+        <w:rPr w:rFonts="맑은 고딕">
+          <w:rFonts w:ascii="맑은 고딕" w:hAnsi="맑은 고딕" w:eastAsia="맑은 고딕"/>
+          <w:b/>
+          <w:color w:val="1E3A8A"/>
+          <w:sz w:val="24"/>
+        </w:rPr>
+        <w:t>3. 음반 상세 분석</w:t>
+      </w:r>
+    </w:p>
+    <w:p>
+      <w:pPr>
+        <w:spacing w:line="324" w:lineRule="auto" w:after="80"/>
+      </w:pPr>
+      <w:r>
+        <w:rPr w:rFonts="맑은 고딕">
+          <w:rFonts w:ascii="맑은 고딕" w:hAnsi="맑은 고딕" w:eastAsia="맑은 고딕"/>
+          <w:b w:val="0"/>
+          <w:color w:val="6B7280"/>
+          <w:sz w:val="21"/>
+        </w:rPr>
+        <w:t xml:space="preserve">· </w:t>
+      </w:r>
+      <w:r>
+        <w:rPr w:rFonts="맑은 고딕">
+          <w:rFonts w:ascii="맑은 고딕" w:hAnsi="맑은 고딕" w:eastAsia="맑은 고딕"/>
+          <w:b/>
+          <w:color w:val="1F2937"/>
+          <w:sz w:val="21"/>
+        </w:rPr>
+        <w:t xml:space="preserve">역사적 위치: </w:t>
+      </w:r>
+      <w:r>
+        <w:rPr w:rFonts="맑은 고딕">
+          <w:rFonts w:ascii="맑은 고딕" w:hAnsi="맑은 고딕" w:eastAsia="맑은 고딕"/>
+          <w:b w:val="0"/>
+          <w:sz w:val="21"/>
+        </w:rPr>
+        <w:t>클래식 원곡의 품격을 훼손하지 않으면서도 세련된 팝 비트와 유려한 현악 편곡을 절묘하게 엮어낸 이 앨범은 팝 클래식의 기틀을 확립한 교과서적 음반입니다. 인간의 목소리가 가장 완벽하고 신비로운 악기가 될 수 있음을 증명하며, 이후 등장한 수많은 크로스오버 및 뉴에이지 아티스트들에게 지대한 미학적 영감을 제공하였습니다.</w:t>
+      </w:r>
+    </w:p>
+    <w:p>
+      <w:pPr>
+        <w:spacing w:line="324" w:lineRule="auto" w:after="80"/>
+      </w:pPr>
+      <w:r>
+        <w:rPr w:rFonts="맑은 고딕">
+          <w:rFonts w:ascii="맑은 고딕" w:hAnsi="맑은 고딕" w:eastAsia="맑은 고딕"/>
+          <w:b w:val="0"/>
+          <w:color w:val="6B7280"/>
+          <w:sz w:val="21"/>
+        </w:rPr>
+        <w:t xml:space="preserve">· </w:t>
+      </w:r>
+      <w:r>
+        <w:rPr w:rFonts="맑은 고딕">
+          <w:rFonts w:ascii="맑은 고딕" w:hAnsi="맑은 고딕" w:eastAsia="맑은 고딕"/>
+          <w:b/>
+          <w:color w:val="1F2937"/>
+          <w:sz w:val="21"/>
+        </w:rPr>
+        <w:t xml:space="preserve">시대의 흔적(스토리텔링): </w:t>
+      </w:r>
+      <w:r>
+        <w:rPr w:rFonts="맑은 고딕">
+          <w:rFonts w:ascii="맑은 고딕" w:hAnsi="맑은 고딕" w:eastAsia="맑은 고딕"/>
+          <w:b w:val="0"/>
+          <w:sz w:val="21"/>
+        </w:rPr>
+        <w:t>1970~80년대 정서적 갈증을 겪던 청춘들에게 다니엘 리카리의 투명한 고음은 심야 라디오 주파수를 타고 흐르던 구원의 멜로디였습니다. 문학과 낭만을 탐미하던 젊은 날의 고뇌와 풋풋한 정서를 어루만져 주던 그녀의 음성은, 그 시절 음악 다방과 지식인들의 공간을 아련한 노스탤지어로 가득 채웠던 문화적 공기 그 자체였습니다.</w:t>
+      </w:r>
+    </w:p>
+    <w:p>
+      <w:pPr>
+        <w:spacing w:line="324" w:lineRule="auto" w:before="200" w:after="80"/>
+      </w:pPr>
+      <w:r>
+        <w:rPr w:rFonts="맑은 고딕">
+          <w:rFonts w:ascii="맑은 고딕" w:hAnsi="맑은 고딕" w:eastAsia="맑은 고딕"/>
+          <w:b/>
+          <w:color w:val="1E3A8A"/>
+          <w:sz w:val="24"/>
+        </w:rPr>
+        <w:t>4. 주요 수록곡 및 감상 제언</w:t>
+      </w:r>
+    </w:p>
+    <w:p>
+      <w:pPr>
+        <w:spacing w:line="324" w:lineRule="auto" w:after="80"/>
+      </w:pPr>
+      <w:r>
+        <w:rPr w:rFonts="맑은 고딕">
+          <w:rFonts w:ascii="맑은 고딕" w:hAnsi="맑은 고딕" w:eastAsia="맑은 고딕"/>
+          <w:b w:val="0"/>
+          <w:color w:val="6B7280"/>
+          <w:sz w:val="21"/>
+        </w:rPr>
+        <w:t xml:space="preserve">· </w:t>
+      </w:r>
+      <w:r>
+        <w:rPr w:rFonts="맑은 고딕">
+          <w:rFonts w:ascii="맑은 고딕" w:hAnsi="맑은 고딕" w:eastAsia="맑은 고딕"/>
+          <w:b/>
+          <w:color w:val="1F2937"/>
+          <w:sz w:val="21"/>
+        </w:rPr>
+        <w:t xml:space="preserve">주요 수록곡 특징: </w:t>
+      </w:r>
+      <w:r>
+        <w:rPr w:rFonts="맑은 고딕">
+          <w:rFonts w:ascii="맑은 고딕" w:hAnsi="맑은 고딕" w:eastAsia="맑은 고딕"/>
+          <w:b w:val="0"/>
+          <w:sz w:val="21"/>
+        </w:rPr>
+        <w:t>바흐의 정갈한 미학을 경쾌한 스캣으로 재창조한 'Badinerie'와 비장미의 극치를 들려주는 알비노니의 'Adagio'는 이 앨범의 백미입니다. 모차르트와 베토벤의 낭만적 멜로디를 비단결 같은 고음으로 채색한 트랙들 역시 가사가 부재하기에 역설적으로 더욱 깊은 상상력과 서정적 울림을 선사합니다.</w:t>
+      </w:r>
+    </w:p>
+    <w:p>
+      <w:pPr>
+        <w:spacing w:line="324" w:lineRule="auto" w:after="80"/>
+      </w:pPr>
+      <w:r>
+        <w:rPr w:rFonts="맑은 고딕">
+          <w:rFonts w:ascii="맑은 고딕" w:hAnsi="맑은 고딕" w:eastAsia="맑은 고딕"/>
+          <w:b w:val="0"/>
+          <w:color w:val="6B7280"/>
+          <w:sz w:val="21"/>
+        </w:rPr>
+        <w:t xml:space="preserve">· </w:t>
+      </w:r>
+      <w:r>
+        <w:rPr w:rFonts="맑은 고딕">
+          <w:rFonts w:ascii="맑은 고딕" w:hAnsi="맑은 고딕" w:eastAsia="맑은 고딕"/>
+          <w:b/>
+          <w:color w:val="1F2937"/>
+          <w:sz w:val="21"/>
+        </w:rPr>
+        <w:t xml:space="preserve">빈티지 감상 제언: </w:t>
+      </w:r>
+      <w:r>
+        <w:rPr w:rFonts="맑은 고딕">
+          <w:rFonts w:ascii="맑은 고딕" w:hAnsi="맑은 고딕" w:eastAsia="맑은 고딕"/>
+          <w:b w:val="0"/>
+          <w:sz w:val="21"/>
+        </w:rPr>
+        <w:t>진공관 앰프의 은은한 온기와 아날로그 턴테이블의 정밀한 카트리지가 맞물릴 때, 리카리의 초고음은 디지털의 날카로움 없이 공기 중에 부드럽게 분무되는 향기처럼 피어납니다. LP 특유의 미세한 서피스 노이즈는 마치 비 내리는 창가에서 감상하듯 보컬의 숨결과 오케스트라의 질감을 한층 더 입체적이고 애틋하게 감싸 안아줍니다.</w:t>
+      </w:r>
+    </w:p>
+    <w:p>
+      <w:pPr>
+        <w:spacing w:line="324" w:lineRule="auto" w:after="80"/>
+      </w:pPr>
+      <w:r>
+        <w:rPr w:rFonts="맑은 고딕">
+          <w:rFonts w:ascii="맑은 고딕" w:hAnsi="맑은 고딕" w:eastAsia="맑은 고딕"/>
+          <w:b w:val="0"/>
+          <w:color w:val="6B7280"/>
+          <w:sz w:val="21"/>
+        </w:rPr>
+        <w:t xml:space="preserve">· </w:t>
+      </w:r>
+      <w:r>
+        <w:rPr w:rFonts="맑은 고딕">
+          <w:rFonts w:ascii="맑은 고딕" w:hAnsi="맑은 고딕" w:eastAsia="맑은 고딕"/>
+          <w:b/>
+          <w:color w:val="1F2937"/>
+          <w:sz w:val="21"/>
+        </w:rPr>
+        <w:t xml:space="preserve">소장 가치: </w:t>
+      </w:r>
+      <w:r>
+        <w:rPr w:rFonts="맑은 고딕">
+          <w:rFonts w:ascii="맑은 고딕" w:hAnsi="맑은 고딕" w:eastAsia="맑은 고딕"/>
+          <w:b w:val="0"/>
+          <w:sz w:val="21"/>
+        </w:rPr>
+        <w:t>보컬리즈 크로스오버의 정수가 오롯이 아날로그 그루브에 새겨진 본 음반은 프렌치 팝과 이지리스닝을 사랑하는 LP 컬렉터라면 반드시 구비해야 할 필청반입니다. 세월의 흐름 속에서도 변치 않는 고아한 재킷 디자인과 고음질 사운드는 LP 라이브러리의 품격을 한 차원 높여주는 영원한 예술품입니다.</w:t>
+      </w:r>
+    </w:p>
+    <w:p>
+      <w:pPr>
+        <w:spacing w:line="324" w:lineRule="auto" w:after="120" w:before="160"/>
+      </w:pPr>
+      <w:r>
+        <w:rPr w:rFonts="맑은 고딕">
+          <w:rFonts w:ascii="맑은 고딕" w:hAnsi="맑은 고딕" w:eastAsia="맑은 고딕"/>
+          <w:b/>
+          <w:color w:val="4338CA"/>
+          <w:sz w:val="21"/>
+        </w:rPr>
+        <w:t>이 음반을 통해 아날로그의 따스한 품결 속에서 언어 너머의 순수한 목소리가 전해주는 감동을 다시 한번 경험해 보시는 것은 어떨까요?</w:t>
       </w:r>
     </w:p>
     <w:sectPr>
       <w:pgSz w:w="12240" w:h="15840"/>
-      <w:pgMar w:top="1440" w:right="1440" w:bottom="1440" w:left="1440" w:header="720" w:footer="720" w:gutter="0"/>
+      <w:pgMar w:top="1152" w:right="1296" w:bottom="1152" w:left="1296" w:header="720" w:footer="720" w:gutter="0"/>
       <w:cols w:space="720"/>
       <w:docGrid w:linePitch="360"/>
     </w:sectPr>

--- a/word_reports/LP_0119_위치_382_Danielle Licari_In Pop Cl.docx
+++ b/word_reports/LP_0119_위치_382_Danielle Licari_In Pop Cl.docx
@@ -32,7 +32,7 @@
     </w:p>
     <w:p>
       <w:pPr>
-        <w:spacing w:line="324" w:lineRule="auto" w:before="80" w:after="160"/>
+        <w:spacing w:line="324" w:lineRule="auto" w:before="80" w:after="120"/>
       </w:pPr>
       <w:r>
         <w:rPr w:rFonts="맑은 고딕">
@@ -42,13 +42,6 @@
           <w:sz w:val="22"/>
         </w:rPr>
         <w:t xml:space="preserve">[음반 소개] </w:t>
-      </w:r>
-      <w:r>
-        <w:rPr w:rFonts="맑은 고딕">
-          <w:rFonts w:ascii="맑은 고딕" w:hAnsi="맑은 고딕" w:eastAsia="맑은 고딕"/>
-          <w:b w:val="0"/>
-          <w:sz w:val="21"/>
-        </w:rPr>
       </w:r>
     </w:p>
     <w:p>
@@ -61,7 +54,33 @@
           <w:b w:val="0"/>
           <w:sz w:val="21"/>
         </w:rPr>
-        <w:t>가사 없는 목소리 하나로 천상의 화원을 유영하는 프렌치 스캣의 전설, 다니엘 리카리가 클래식 음악의 유려한 선율을 팝의 감수성으로 빚어낸 불후의 크로스오버 명반입니다. 그녀의 맑고 청아한 콜로라투라 소프라노는 바흐와 알비노니 등 대가들의 유산 위에 부드러운 현대적 리듬을 덧입히며 클래식의 엄숙함을 한 줄기 아련한 서정으로 승화시킵니다. 숨결과 침묵 사이를 매혹적으로 가르는 보컬리즈는 시대를 초월해 듣는 이의 메마른 영혼에 은빛 이슬처럼 스며듭니다. 음악이 언어의 한계를 벗어나 온전히 순수한 감정의 울림으로 닿을 수 있음을 증명하는 독보적인 음향 예술의 결정체입니다.</w:t>
+        <w:t>언어의 한계를 초월하여 인간의 육성을 가장 순수하고 유려한 악기의 경지로 끌어올린 예술가, 다니엘 리카리(Danielle Licari)의 음악 세계는 20세기 대중음악사와 크로스오버 사조에서 독보적인 자리를 차지합니다. 1969년 생-프뢰(Saint-Preux)의 ‘목소리를 위한 협주곡(Concerto pour une Voix)’을 통해 전 세계에 경이로운 보칼리즈(Vocalise, 가사 없는 가창)의 충격을 선사했던 그녀는, 클래식 명곡의 숭고한 멜로디를 대중적이고 낭만적인 오케스트레이션과 결합하는 선구적 기획 아래 본작 [In Pop Classical]을 세상에 내놓았습니다. 이는 단순한 클래식의 통속적 편곡이 아닌, 엄격한 성악적 기교와 현대적 팝 감수성이 황금 비율을 이루며 탄생한 불멸의 명반입니다.</w:t>
+      </w:r>
+    </w:p>
+    <w:p>
+      <w:pPr>
+        <w:spacing w:line="324" w:lineRule="auto" w:after="120"/>
+      </w:pPr>
+      <w:r>
+        <w:rPr w:rFonts="맑은 고딕">
+          <w:rFonts w:ascii="맑은 고딕" w:hAnsi="맑은 고딕" w:eastAsia="맑은 고딕"/>
+          <w:b w:val="0"/>
+          <w:sz w:val="21"/>
+        </w:rPr>
+        <w:t>본 음반은 차이콥스키, 쇼팽, 모차르트, 베토벤 등 시대를 뛰어넘는 거장들의 선율에 다니엘 리카리 특유의 투명하고 서정적인 콜로라투라 소프라노를 입혀 완성되었습니다. 1970년대 초반, 정통 클래식의 엄숙주의와 대중음악의 상업적 소비 사이에서 고민하던 유럽 음악계에 이 앨범은 두 세계를 가장 우아하게 연결하는 교각 역할을 하였습니다. 가사가 부재하기에 오히려 청자의 내면에 잠재된 무한한 심상을 일깨우는 그녀의 보컬은, 거대한 오케스트라 현악 세션 위를 유영하는 한 마리 백조처럼 고결하고 청아한 감동을 선사합니다.</w:t>
+      </w:r>
+    </w:p>
+    <w:p>
+      <w:pPr>
+        <w:spacing w:line="324" w:lineRule="auto" w:after="120"/>
+      </w:pPr>
+      <w:r>
+        <w:rPr w:rFonts="맑은 고딕">
+          <w:rFonts w:ascii="맑은 고딕" w:hAnsi="맑은 고딕" w:eastAsia="맑은 고딕"/>
+          <w:b w:val="0"/>
+          <w:sz w:val="21"/>
+        </w:rPr>
+        <w:t>세월이 반세기를 훌쩍 넘긴 오늘날에도 [In Pop Classical]이 바래지 않는 가치를 지니는 까닭은, 화려한 스펙터클 대신 인간 영혼의 가장 깊은 서정성을 어루만지는 그녀의 예술적 진정성 때문입니다. 특히 대한민국을 비롯한 동아시아 애호가들에게 이 음반은 70~80년대 심야 FM 라디오의 시그널 음악이나 고즈넉한 음악다방의 공기를 채우며 한 시대의 낭만과 노스탤지어를 대변하는 문화적 상징이 되었습니다. 턴테이블의 바늘이 회전하는 동안 피어오르는 그녀의 천상의 음성은 고단한 현대인의 일상을 온화한 위로와 시적 명상의 공간으로 인도합니다.</w:t>
       </w:r>
     </w:p>
     <w:p>
@@ -168,7 +187,7 @@
           <w:b w:val="0"/>
           <w:sz w:val="21"/>
         </w:rPr>
-        <w:t>1970년대 클래식 명곡들을 현대적인 팝 오케스트레이션과 리카리 특유의 보컬리즈 창법으로 재해석하여 프랑스 바클레이(Barclay) 레이블 등을 통해 선보인 음반으로, 클래식의 대중화와 정통 크로스오버의 태동을 알린 역사적 성격을 지닙니다.</w:t>
+        <w:t>1970년대 초반 프랑스 명문 레이블 바클레이(Barclay)를 통해 발매된 앨범으로, 정통 클래식의 불멸의 테마를 프렌치 팝과 이지리스닝 오케스트레이션으로 재해석한 유러피언 크로스오버의 기념비적 작품입니다.</w:t>
       </w:r>
     </w:p>
     <w:p>
@@ -199,7 +218,7 @@
           <w:b w:val="0"/>
           <w:sz w:val="21"/>
         </w:rPr>
-        <w:t>발매 직후 유럽 전역은 물론, 특히 일본과 대한민국을 비롯한 아시아 시장에서 폭발적인 반응을 이끌어내며 골드 디스크 기록 및 이지리스닝 차트 정상을 차지하였고, 국내 FM 라디오 방송의 시그널 뮤직으로 애청되며 스테디셀러의 반열에 올랐습니다.</w:t>
+        <w:t>프랑스와 유럽 전역은 물론 일본과 한국 등 아시아 시장에서 기록적인 판매고를 올리며 골드 레코드를 달성하였고, 당시 경음악/보컬 크로스오버 부문에서 수년간 스테디셀러의 왕좌를 지켰습니다.</w:t>
       </w:r>
     </w:p>
     <w:p>
@@ -230,7 +249,7 @@
           <w:b w:val="0"/>
           <w:sz w:val="21"/>
         </w:rPr>
-        <w:t>프랑스 음반 아카데미를 비롯한 유럽 유수의 오디오·음악 비평계로부터 독창적인 보컬 테크닉과 레코딩의 예술성을 인정받았으며, 팝과 클래식의 가장 완벽한 융합을 이뤄낸 모범적 앨범으로 공인받았습니다.</w:t>
+        <w:t>프랑스 음반 아카데미를 비롯한 유럽 평단으로부터 대중음악과 고전음악의 경계를 허문 예술적 성과를 인정받았으며, 팝 보칼리즈 장르를 세계적 주류 반열에 올린 음반으로 공인받고 있습니다.</w:t>
       </w:r>
     </w:p>
     <w:p>
@@ -337,7 +356,7 @@
           <w:b w:val="0"/>
           <w:sz w:val="21"/>
         </w:rPr>
-        <w:t>솔로</w:t>
+        <w:t>솔로 (소프라노 보컬리스트)</w:t>
       </w:r>
     </w:p>
     <w:p>
@@ -368,7 +387,7 @@
           <w:b w:val="0"/>
           <w:sz w:val="21"/>
         </w:rPr>
-        <w:t>영화 '쉘부르의 우산'에서 카트린 드뇌브의 노래를 대역하며 세계적인 각광을 받은 다니엘 리카리는 생 프뢰의 '목소리를 위한 협주곡'을 통해 독보적인 '스캣의 여왕'으로 자리매김했습니다. 완벽한 클래식 성악 발성을 바탕으로 대중음악의 서정성을 결합하여 '보컬리즈'를 하나의 독립된 예술 장르로 완성한 프랑스 음악사의 독보적인 디바입니다.</w:t>
+        <w:t>프랑스 불로뉴쉬르메르 출신의 콜로라투라 소프라노로, 영화 [쉘부르의 우산]에서 카트린 드뇌브의 노래 대역을 맡으며 두각을 나타냈습니다. 가사 없이 목소리 자체를 하나의 독주 악기처럼 구사하는 '보칼리즈 기법'의 독보적 장인으로서 팝 역사상 가장 서정적이고 신비로운 음색을 지닌 보컬리스트로 추앙받고 있습니다.</w:t>
       </w:r>
     </w:p>
     <w:p>
@@ -413,7 +432,7 @@
           <w:b w:val="0"/>
           <w:sz w:val="21"/>
         </w:rPr>
-        <w:t>클래식 원곡의 품격을 훼손하지 않으면서도 세련된 팝 비트와 유려한 현악 편곡을 절묘하게 엮어낸 이 앨범은 팝 클래식의 기틀을 확립한 교과서적 음반입니다. 인간의 목소리가 가장 완벽하고 신비로운 악기가 될 수 있음을 증명하며, 이후 등장한 수많은 크로스오버 및 뉴에이지 아티스트들에게 지대한 미학적 영감을 제공하였습니다.</w:t>
+        <w:t>1970년대 등장한 '네오 클래시컬 크로스오버'의 원형을 제시한 앨범입니다. 현대 팝 오케스트라 편곡의 대부들이 구축한 세련된 리듬 섹션과 풍성한 현악 앙상블 위에 엄격한 클래식 성악 테크닉을 성공적으로 융합하여, 훗날 뉴에이지와 팝페라 장르의 태동에 지대한 미학적 영향을 미쳤습니다.</w:t>
       </w:r>
     </w:p>
     <w:p>
@@ -444,7 +463,7 @@
           <w:b w:val="0"/>
           <w:sz w:val="21"/>
         </w:rPr>
-        <w:t>1970~80년대 정서적 갈증을 겪던 청춘들에게 다니엘 리카리의 투명한 고음은 심야 라디오 주파수를 타고 흐르던 구원의 멜로디였습니다. 문학과 낭만을 탐미하던 젊은 날의 고뇌와 풋풋한 정서를 어루만져 주던 그녀의 음성은, 그 시절 음악 다방과 지식인들의 공간을 아련한 노스탤지어로 가득 채웠던 문화적 공기 그 자체였습니다.</w:t>
+        <w:t>1970~80년대 고도성장기 속에서 지적이고 낭만적인 음악을 갈망하던 한국 청년 문화의 중심에 서 있던 앨범입니다. 당시 황인용, 김기덕 등의 심야 라디오 프로그램에서 단골로 흘러나왔으며, 캠퍼스와 음악다방을 드나들던 청춘들에게는 서구적 세련미와 우수가 깃든 정서적 도피처이자 감성의 교과서 역할을 하였습니다.</w:t>
       </w:r>
     </w:p>
     <w:p>
@@ -489,7 +508,7 @@
           <w:b w:val="0"/>
           <w:sz w:val="21"/>
         </w:rPr>
-        <w:t>바흐의 정갈한 미학을 경쾌한 스캣으로 재창조한 'Badinerie'와 비장미의 극치를 들려주는 알비노니의 'Adagio'는 이 앨범의 백미입니다. 모차르트와 베토벤의 낭만적 멜로디를 비단결 같은 고음으로 채색한 트랙들 역시 가사가 부재하기에 역설적으로 더욱 깊은 상상력과 서정적 울림을 선사합니다.</w:t>
+        <w:t>차이콥스키의 선율을 애절하고 웅장하게 승화시킨 트랙들과 쇼팽의 서정적 녹턴을 현대적인 템포감으로 재해석한 곡들이 빛을 발합니다. 특히 고음역에서 티 없이 맑게 솟아오르는 리카리의 고음은 현악기 군의 격정과 완벽한 대화를 나누며, 듣는 이로 하여금 깊은 슬픔 속에서 정화되는 카타르시스를 느끼게 합니다.</w:t>
       </w:r>
     </w:p>
     <w:p>
@@ -520,7 +539,7 @@
           <w:b w:val="0"/>
           <w:sz w:val="21"/>
         </w:rPr>
-        <w:t>진공관 앰프의 은은한 온기와 아날로그 턴테이블의 정밀한 카트리지가 맞물릴 때, 리카리의 초고음은 디지털의 날카로움 없이 공기 중에 부드럽게 분무되는 향기처럼 피어납니다. LP 특유의 미세한 서피스 노이즈는 마치 비 내리는 창가에서 감상하듯 보컬의 숨결과 오케스트라의 질감을 한층 더 입체적이고 애틋하게 감싸 안아줍니다.</w:t>
+        <w:t>디지털 음원에서 자칫 차갑거나 날카롭게 느껴질 수 있는 초고역의 소프라노 음색이, 아날로그 LP의 그루브를 통해 한층 온화하고 벨벳처럼 부드러운 질감으로 재현됩니다. 진공관 앰프 특유의 두터운 배음과 감도 높은 턴테이블 카트리지를 매칭하여 감상할 때, 스튜디오 잔향 공간의 입체감과 목소리의 숨결 하나까지 생생하게 마주할 수 있습니다.</w:t>
       </w:r>
     </w:p>
     <w:p>
@@ -551,7 +570,7 @@
           <w:b w:val="0"/>
           <w:sz w:val="21"/>
         </w:rPr>
-        <w:t>보컬리즈 크로스오버의 정수가 오롯이 아날로그 그루브에 새겨진 본 음반은 프렌치 팝과 이지리스닝을 사랑하는 LP 컬렉터라면 반드시 구비해야 할 필청반입니다. 세월의 흐름 속에서도 변치 않는 고아한 재킷 디자인과 고음질 사운드는 LP 라이브러리의 품격을 한 차원 높여주는 영원한 예술품입니다.</w:t>
+        <w:t>1970년대 프렌치 팝과 이지리스닝 황금기의 아날로그 사운드 엔지니어링 미학이 고스란히 담긴 음반입니다. 보칼리즈라는 특수 장르의 정점을 기록한 역사적 유산이자, 수려한 재킷 디자인과 함께 클래식 및 아날로그 팝 애호가 모두의 서가에 반드시 자리해야 할 필청 소장반입니다.</w:t>
       </w:r>
     </w:p>
     <w:p>
@@ -565,7 +584,7 @@
           <w:color w:val="4338CA"/>
           <w:sz w:val="21"/>
         </w:rPr>
-        <w:t>이 음반을 통해 아날로그의 따스한 품결 속에서 언어 너머의 순수한 목소리가 전해주는 감동을 다시 한번 경험해 보시는 것은 어떨까요?</w:t>
+        <w:t>이 음반을 통해 언어의 경계를 넘어 천상의 목소리가 전해주는 순수한 감동을 다시 한번 경험해 보시는 것은 어떨까요?</w:t>
       </w:r>
     </w:p>
     <w:sectPr>
